--- a/assets/word-template/house-style.docx
+++ b/assets/word-template/house-style.docx
@@ -123,14 +123,14 @@
         <w:tblLook w:val="0420" w:firstRow="0" w:lastRow="0" w:firstColumn="0" w:lastColumn="0" w:noHBand="1" w:noVBand="1"/>
       </w:tblPr>
       <w:tblGrid>
-        <w:gridCol w:w="3120"/>
-        <w:gridCol w:w="3120"/>
-        <w:gridCol w:w="3120"/>
+        <w:gridCol w:w="2880"/>
+        <w:gridCol w:w="2880"/>
+        <w:gridCol w:w="2880"/>
       </w:tblGrid>
       <w:tr>
         <w:tc>
           <w:tcPr>
-            <w:tcW w:w="3120" w:type="dxa"/>
+            <w:tcW w:w="2880" w:type="dxa"/>
           </w:tcPr>
           <w:p>
             <w:pPr>
@@ -151,7 +151,7 @@
         </w:tc>
         <w:tc>
           <w:tcPr>
-            <w:tcW w:w="3120" w:type="dxa"/>
+            <w:tcW w:w="2880" w:type="dxa"/>
           </w:tcPr>
           <w:p>
             <w:pPr>
@@ -172,7 +172,7 @@
         </w:tc>
         <w:tc>
           <w:tcPr>
-            <w:tcW w:w="3120" w:type="dxa"/>
+            <w:tcW w:w="2880" w:type="dxa"/>
           </w:tcPr>
           <w:p>
             <w:pPr>
@@ -206,8 +206,8 @@
         <w:tblLook w:val="0000" w:firstRow="0" w:lastRow="0" w:firstColumn="0" w:lastColumn="0" w:noHBand="1" w:noVBand="1"/>
       </w:tblPr>
       <w:tblGrid>
-        <w:gridCol w:w="2240"/>
-        <w:gridCol w:w="7120"/>
+        <w:gridCol w:w="2068"/>
+        <w:gridCol w:w="6572"/>
       </w:tblGrid>
       <w:tr>
         <w:trPr>
@@ -215,7 +215,7 @@
         </w:trPr>
         <w:tc>
           <w:tcPr>
-            <w:tcW w:w="2240" w:type="dxa"/>
+            <w:tcW w:w="2068" w:type="dxa"/>
           </w:tcPr>
           <w:p>
             <w:pPr>
@@ -228,7 +228,7 @@
         </w:tc>
         <w:tc>
           <w:tcPr>
-            <w:tcW w:w="7120" w:type="dxa"/>
+            <w:tcW w:w="6572" w:type="dxa"/>
             <w:tcMar>
               <w:right w:w="0" w:type="dxa"/>
             </w:tcMar>
@@ -301,7 +301,7 @@
       <w:r>
         <w:drawing>
           <wp:inline distT="0" distB="0" distL="0" distR="0">
-            <wp:extent cx="5715000" cy="1114425"/>
+            <wp:extent cx="5486400" cy="1069848"/>
             <wp:docPr id="1" name="Figure 1"/>
             <wp:cNvGraphicFramePr>
               <a:graphicFrameLocks noChangeAspect="1"/>
@@ -322,7 +322,7 @@
                   <pic:spPr>
                     <a:xfrm>
                       <a:off x="0" y="0"/>
-                      <a:ext cx="5715000" cy="1114425"/>
+                      <a:ext cx="5486400" cy="1069848"/>
                     </a:xfrm>
                     <a:prstGeom prst="rect">
                       <a:avLst/>
@@ -376,9 +376,9 @@
         <w:tblLook w:val="0420" w:firstRow="1" w:lastRow="0" w:firstColumn="0" w:lastColumn="0" w:noHBand="1" w:noVBand="1"/>
       </w:tblPr>
       <w:tblGrid>
-        <w:gridCol w:w="2434"/>
-        <w:gridCol w:w="3182"/>
-        <w:gridCol w:w="3744"/>
+        <w:gridCol w:w="2247"/>
+        <w:gridCol w:w="2937"/>
+        <w:gridCol w:w="3456"/>
       </w:tblGrid>
       <w:tr>
         <w:trPr>
@@ -386,7 +386,7 @@
         </w:trPr>
         <w:tc>
           <w:tcPr>
-            <w:tcW w:w="2434" w:type="dxa"/>
+            <w:tcW w:w="2247" w:type="dxa"/>
           </w:tcPr>
           <w:p>
             <w:pPr>
@@ -399,7 +399,7 @@
         </w:tc>
         <w:tc>
           <w:tcPr>
-            <w:tcW w:w="3182" w:type="dxa"/>
+            <w:tcW w:w="2937" w:type="dxa"/>
           </w:tcPr>
           <w:p>
             <w:pPr>
@@ -412,7 +412,7 @@
         </w:tc>
         <w:tc>
           <w:tcPr>
-            <w:tcW w:w="3744" w:type="dxa"/>
+            <w:tcW w:w="3456" w:type="dxa"/>
           </w:tcPr>
           <w:p>
             <w:pPr>
@@ -430,7 +430,7 @@
       <w:tr>
         <w:tc>
           <w:tcPr>
-            <w:tcW w:w="2434" w:type="dxa"/>
+            <w:tcW w:w="2247" w:type="dxa"/>
           </w:tcPr>
           <w:p>
             <w:pPr>
@@ -446,7 +446,7 @@
         </w:tc>
         <w:tc>
           <w:tcPr>
-            <w:tcW w:w="3182" w:type="dxa"/>
+            <w:tcW w:w="2937" w:type="dxa"/>
           </w:tcPr>
           <w:p>
             <w:pPr>
@@ -459,7 +459,7 @@
         </w:tc>
         <w:tc>
           <w:tcPr>
-            <w:tcW w:w="3744" w:type="dxa"/>
+            <w:tcW w:w="3456" w:type="dxa"/>
           </w:tcPr>
           <w:p>
             <w:pPr>
@@ -474,7 +474,7 @@
       <w:tr>
         <w:tc>
           <w:tcPr>
-            <w:tcW w:w="2434" w:type="dxa"/>
+            <w:tcW w:w="2247" w:type="dxa"/>
           </w:tcPr>
           <w:p>
             <w:pPr>
@@ -490,7 +490,7 @@
         </w:tc>
         <w:tc>
           <w:tcPr>
-            <w:tcW w:w="3182" w:type="dxa"/>
+            <w:tcW w:w="2937" w:type="dxa"/>
           </w:tcPr>
           <w:p>
             <w:pPr>
@@ -503,7 +503,7 @@
         </w:tc>
         <w:tc>
           <w:tcPr>
-            <w:tcW w:w="3744" w:type="dxa"/>
+            <w:tcW w:w="3456" w:type="dxa"/>
           </w:tcPr>
           <w:p>
             <w:pPr>
@@ -518,7 +518,7 @@
       <w:tr>
         <w:tc>
           <w:tcPr>
-            <w:tcW w:w="2434" w:type="dxa"/>
+            <w:tcW w:w="2247" w:type="dxa"/>
           </w:tcPr>
           <w:p>
             <w:pPr>
@@ -534,7 +534,7 @@
         </w:tc>
         <w:tc>
           <w:tcPr>
-            <w:tcW w:w="3182" w:type="dxa"/>
+            <w:tcW w:w="2937" w:type="dxa"/>
           </w:tcPr>
           <w:p>
             <w:pPr>
@@ -547,7 +547,7 @@
         </w:tc>
         <w:tc>
           <w:tcPr>
-            <w:tcW w:w="3744" w:type="dxa"/>
+            <w:tcW w:w="3456" w:type="dxa"/>
           </w:tcPr>
           <w:p>
             <w:pPr>
@@ -692,7 +692,7 @@
       <w:footerReference w:type="default" r:id="rIdF1"/>
       <w:footerReference w:type="first" r:id="rIdF2"/>
       <w:pgSz w:w="12240" w:h="15840"/>
-      <w:pgMar w:top="1080" w:right="1440" w:bottom="880" w:left="1440" w:header="560" w:footer="360" w:gutter="0"/>
+      <w:pgMar w:top="1840" w:right="1800" w:bottom="1400" w:left="1800" w:header="720" w:footer="560" w:gutter="0"/>
       <w:cols w:space="720"/>
       <w:titlePg/>
     </w:sectPr>
@@ -825,8 +825,8 @@
       <w:rPr>
         <w:rFonts w:ascii="Source Serif 4" w:hAnsi="Source Serif 4" w:cs="Source Serif 4" w:eastAsia="Source Serif 4"/>
         <w:color w:val="15140F"/>
-        <w:sz w:val="23"/>
-        <w:szCs w:val="23"/>
+        <w:sz w:val="21"/>
+        <w:szCs w:val="21"/>
         <w:lang w:val="en-GB"/>
       </w:rPr>
     </w:rPrDefault>
@@ -841,7 +841,7 @@
     <w:uiPriority w:val="1"/>
     <w:qFormat/>
     <w:pPr>
-      <w:spacing w:before="0" w:after="220" w:line="370" w:lineRule="exact"/>
+      <w:spacing w:before="0" w:after="160" w:line="320" w:lineRule="exact"/>
     </w:pPr>
   </w:style>
   <w:style w:type="paragraph" w:customStyle="1" w:styleId="Body">
@@ -851,8 +851,7 @@
     <w:uiPriority w:val="1"/>
     <w:qFormat/>
     <w:pPr>
-      <w:spacing w:before="0" w:after="220" w:line="370" w:lineRule="exact"/>
-      <w:ind w:right="960"/>
+      <w:spacing w:before="0" w:after="160" w:line="320" w:lineRule="exact"/>
     </w:pPr>
   </w:style>
   <w:style w:type="paragraph" w:styleId="Title">
@@ -863,14 +862,13 @@
     <w:qFormat/>
     <w:pPr>
       <w:keepNext/>
-      <w:spacing w:before="0" w:after="480" w:line="800" w:lineRule="exact"/>
-      <w:ind w:right="960"/>
+      <w:spacing w:before="0" w:after="480" w:line="700" w:lineRule="exact"/>
     </w:pPr>
     <w:rPr>
       <w:rFonts w:ascii="Source Serif 4 Display" w:hAnsi="Source Serif 4 Display" w:cs="Source Serif 4 Display" w:eastAsia="Source Serif 4 Display"/>
       <w:spacing w:val="-4"/>
-      <w:sz w:val="72"/>
-      <w:szCs w:val="72"/>
+      <w:sz w:val="64"/>
+      <w:szCs w:val="64"/>
     </w:rPr>
   </w:style>
   <w:style w:type="paragraph" w:customStyle="1" w:styleId="Eyebrow">
@@ -887,8 +885,8 @@
       <w:smallCaps/>
       <w:color w:val="9C4221"/>
       <w:spacing w:val="10"/>
-      <w:sz w:val="21"/>
-      <w:szCs w:val="21"/>
+      <w:sz w:val="17"/>
+      <w:szCs w:val="17"/>
     </w:rPr>
   </w:style>
   <w:style w:type="paragraph" w:customStyle="1" w:styleId="Lead">
@@ -898,13 +896,12 @@
     <w:uiPriority w:val="1"/>
     <w:qFormat/>
     <w:pPr>
-      <w:spacing w:before="0" w:after="220" w:line="380" w:lineRule="exact"/>
-      <w:ind w:right="960"/>
+      <w:spacing w:before="0" w:after="220" w:line="340" w:lineRule="exact"/>
     </w:pPr>
     <w:rPr>
       <w:color w:val="4A4740"/>
-      <w:sz w:val="25"/>
-      <w:szCs w:val="25"/>
+      <w:sz w:val="23"/>
+      <w:szCs w:val="23"/>
     </w:rPr>
   </w:style>
   <w:style w:type="paragraph" w:styleId="Heading1">
@@ -916,13 +913,13 @@
     <w:pPr>
       <w:keepNext/>
       <w:keepLines/>
-      <w:spacing w:before="560" w:after="200" w:line="480" w:lineRule="exact"/>
+      <w:spacing w:before="640" w:after="160" w:line="420" w:lineRule="exact"/>
       <w:outlineLvl w:val="0"/>
     </w:pPr>
     <w:rPr>
       <w:rFonts w:ascii="Source Serif 4 Subhead" w:hAnsi="Source Serif 4 Subhead" w:cs="Source Serif 4 Subhead" w:eastAsia="Source Serif 4 Subhead"/>
-      <w:sz w:val="40"/>
-      <w:szCs w:val="40"/>
+      <w:sz w:val="34"/>
+      <w:szCs w:val="34"/>
     </w:rPr>
   </w:style>
   <w:style w:type="paragraph" w:styleId="Heading2">
@@ -934,13 +931,13 @@
     <w:pPr>
       <w:keepNext/>
       <w:keepLines/>
-      <w:spacing w:before="360" w:after="120" w:line="380" w:lineRule="exact"/>
+      <w:spacing w:before="360" w:after="120" w:line="340" w:lineRule="exact"/>
       <w:outlineLvl w:val="1"/>
     </w:pPr>
     <w:rPr>
       <w:rFonts w:ascii="Source Serif 4 Subhead" w:hAnsi="Source Serif 4 Subhead" w:cs="Source Serif 4 Subhead" w:eastAsia="Source Serif 4 Subhead"/>
-      <w:sz w:val="28"/>
-      <w:szCs w:val="28"/>
+      <w:sz w:val="26"/>
+      <w:szCs w:val="26"/>
     </w:rPr>
   </w:style>
   <w:style w:type="paragraph" w:styleId="Heading3">
@@ -951,7 +948,7 @@
     <w:qFormat/>
     <w:pPr>
       <w:keepNext/>
-      <w:spacing w:before="240" w:after="40" w:line="370" w:lineRule="exact"/>
+      <w:spacing w:before="240" w:after="40" w:line="320" w:lineRule="exact"/>
       <w:outlineLvl w:val="2"/>
     </w:pPr>
     <w:rPr>
@@ -973,8 +970,8 @@
       <w:smallCaps/>
       <w:color w:val="77716A"/>
       <w:spacing w:val="10"/>
-      <w:sz w:val="21"/>
-      <w:szCs w:val="21"/>
+      <w:sz w:val="17"/>
+      <w:szCs w:val="17"/>
     </w:rPr>
   </w:style>
   <w:style w:type="paragraph" w:customStyle="1" w:styleId="Figure">
@@ -1012,25 +1009,25 @@
       <w:i/>
       <w:iCs/>
       <w:color w:val="9C4221"/>
+      <w:sz w:val="17"/>
+      <w:szCs w:val="17"/>
+    </w:rPr>
+  </w:style>
+  <w:style w:type="paragraph" w:styleId="Caption">
+    <w:name w:val="caption"/>
+    <w:basedOn w:val="Normal"/>
+    <w:next w:val="Body"/>
+    <w:uiPriority w:val="1"/>
+    <w:qFormat/>
+    <w:pPr>
+      <w:spacing w:before="140" w:after="280" w:line="260" w:lineRule="exact"/>
+    </w:pPr>
+    <w:rPr>
+      <w:color w:val="4A4740"/>
       <w:sz w:val="18"/>
       <w:szCs w:val="18"/>
     </w:rPr>
   </w:style>
-  <w:style w:type="paragraph" w:styleId="Caption">
-    <w:name w:val="caption"/>
-    <w:basedOn w:val="Normal"/>
-    <w:next w:val="Body"/>
-    <w:uiPriority w:val="1"/>
-    <w:qFormat/>
-    <w:pPr>
-      <w:spacing w:before="140" w:after="280" w:line="300" w:lineRule="exact"/>
-    </w:pPr>
-    <w:rPr>
-      <w:color w:val="4A4740"/>
-      <w:sz w:val="20"/>
-      <w:szCs w:val="20"/>
-    </w:rPr>
-  </w:style>
   <w:style w:type="paragraph" w:customStyle="1" w:styleId="StatFigure">
     <w:name w:val="Stat Figure"/>
     <w:basedOn w:val="Normal"/>
@@ -1039,12 +1036,12 @@
     <w:qFormat/>
     <w:pPr>
       <w:keepNext/>
-      <w:spacing w:before="0" w:after="140" w:line="560" w:lineRule="exact"/>
+      <w:spacing w:before="0" w:after="140" w:line="480" w:lineRule="exact"/>
     </w:pPr>
     <w:rPr>
       <w:rFonts w:ascii="Source Serif 4 Display" w:hAnsi="Source Serif 4 Display" w:cs="Source Serif 4 Display" w:eastAsia="Source Serif 4 Display"/>
-      <w:sz w:val="56"/>
-      <w:szCs w:val="56"/>
+      <w:sz w:val="48"/>
+      <w:szCs w:val="48"/>
     </w:rPr>
   </w:style>
   <w:style w:type="paragraph" w:customStyle="1" w:styleId="StatCaption">
@@ -1054,12 +1051,12 @@
     <w:uiPriority w:val="1"/>
     <w:qFormat/>
     <w:pPr>
-      <w:spacing w:before="0" w:after="0" w:line="280" w:lineRule="exact"/>
+      <w:spacing w:before="0" w:after="0" w:line="240" w:lineRule="exact"/>
     </w:pPr>
     <w:rPr>
       <w:color w:val="4A4740"/>
-      <w:sz w:val="19"/>
-      <w:szCs w:val="19"/>
+      <w:sz w:val="17"/>
+      <w:szCs w:val="17"/>
     </w:rPr>
   </w:style>
   <w:style w:type="paragraph" w:customStyle="1" w:styleId="CalloutLabel">
@@ -1069,14 +1066,14 @@
     <w:qFormat/>
     <w:pPr>
       <w:keepNext/>
-      <w:spacing w:before="0" w:after="0" w:line="320" w:lineRule="exact"/>
+      <w:spacing w:before="0" w:after="0" w:line="300" w:lineRule="exact"/>
     </w:pPr>
     <w:rPr>
       <w:smallCaps/>
       <w:color w:val="9C4221"/>
       <w:spacing w:val="10"/>
-      <w:sz w:val="21"/>
-      <w:szCs w:val="21"/>
+      <w:sz w:val="17"/>
+      <w:szCs w:val="17"/>
     </w:rPr>
   </w:style>
   <w:style w:type="paragraph" w:customStyle="1" w:styleId="Callout">
@@ -1085,11 +1082,11 @@
     <w:uiPriority w:val="1"/>
     <w:qFormat/>
     <w:pPr>
-      <w:spacing w:before="0" w:after="0" w:line="320" w:lineRule="exact"/>
-    </w:pPr>
-    <w:rPr>
-      <w:sz w:val="21"/>
-      <w:szCs w:val="21"/>
+      <w:spacing w:before="0" w:after="0" w:line="300" w:lineRule="exact"/>
+    </w:pPr>
+    <w:rPr>
+      <w:sz w:val="20"/>
+      <w:szCs w:val="20"/>
     </w:rPr>
   </w:style>
   <w:style w:type="paragraph" w:customStyle="1" w:styleId="Claim">
@@ -1103,13 +1100,12 @@
       <w:pBdr>
         <w:top w:val="single" w:sz="6" w:space="16" w:color="15140F"/>
       </w:pBdr>
-      <w:spacing w:before="440" w:after="240" w:line="500" w:lineRule="exact"/>
-      <w:ind w:right="960"/>
+      <w:spacing w:before="440" w:after="240" w:line="460" w:lineRule="exact"/>
     </w:pPr>
     <w:rPr>
       <w:rFonts w:ascii="Source Serif 4 Subhead" w:hAnsi="Source Serif 4 Subhead" w:cs="Source Serif 4 Subhead" w:eastAsia="Source Serif 4 Subhead"/>
-      <w:sz w:val="38"/>
-      <w:szCs w:val="38"/>
+      <w:sz w:val="34"/>
+      <w:szCs w:val="34"/>
     </w:rPr>
   </w:style>
   <w:style w:type="paragraph" w:customStyle="1" w:styleId="ClaimAttribution">
@@ -1128,8 +1124,8 @@
       <w:smallCaps/>
       <w:color w:val="77716A"/>
       <w:spacing w:val="10"/>
-      <w:sz w:val="21"/>
-      <w:szCs w:val="21"/>
+      <w:sz w:val="17"/>
+      <w:szCs w:val="17"/>
     </w:rPr>
   </w:style>
   <w:style w:type="paragraph" w:customStyle="1" w:styleId="Code">
@@ -1164,8 +1160,8 @@
     <w:qFormat/>
     <w:pPr>
       <w:tabs>
-        <w:tab w:val="center" w:pos="4680"/>
-        <w:tab w:val="right" w:pos="9360"/>
+        <w:tab w:val="center" w:pos="4320"/>
+        <w:tab w:val="right" w:pos="8640"/>
       </w:tabs>
       <w:spacing w:before="240" w:after="240" w:line="400" w:lineRule="auto"/>
     </w:pPr>
@@ -1185,8 +1181,8 @@
         <w:ilvl w:val="0"/>
         <w:numId w:val="1"/>
       </w:numPr>
-      <w:spacing w:before="0" w:after="60" w:line="370" w:lineRule="exact"/>
-      <w:ind w:left="360" w:right="960" w:hanging="360"/>
+      <w:spacing w:before="0" w:after="60" w:line="320" w:lineRule="exact"/>
+      <w:ind w:left="360" w:hanging="360"/>
     </w:pPr>
   </w:style>
   <w:style w:type="paragraph" w:customStyle="1" w:styleId="SourcesList">
@@ -1200,12 +1196,12 @@
         <w:ilvl w:val="0"/>
         <w:numId w:val="2"/>
       </w:numPr>
-      <w:spacing w:before="0" w:after="180" w:line="320" w:lineRule="exact"/>
+      <w:spacing w:before="0" w:after="180" w:line="280" w:lineRule="exact"/>
       <w:ind w:left="520" w:hanging="520"/>
     </w:pPr>
     <w:rPr>
-      <w:sz w:val="21"/>
-      <w:szCs w:val="21"/>
+      <w:sz w:val="19"/>
+      <w:szCs w:val="19"/>
     </w:rPr>
   </w:style>
   <w:style w:type="paragraph" w:customStyle="1" w:styleId="Provenance">
@@ -1218,12 +1214,12 @@
       <w:pBdr>
         <w:top w:val="single" w:sz="6" w:space="6" w:color="DED8CA"/>
       </w:pBdr>
-      <w:spacing w:before="400" w:after="0" w:line="240" w:lineRule="exact"/>
+      <w:spacing w:before="400" w:after="0" w:line="220" w:lineRule="exact"/>
     </w:pPr>
     <w:rPr>
       <w:color w:val="77716A"/>
-      <w:sz w:val="17"/>
-      <w:szCs w:val="17"/>
+      <w:sz w:val="15"/>
+      <w:szCs w:val="15"/>
     </w:rPr>
   </w:style>
   <w:style w:type="paragraph" w:customStyle="1" w:styleId="TableHead">
@@ -1239,8 +1235,8 @@
       <w:smallCaps/>
       <w:color w:val="77716A"/>
       <w:spacing w:val="10"/>
-      <w:sz w:val="21"/>
-      <w:szCs w:val="21"/>
+      <w:sz w:val="17"/>
+      <w:szCs w:val="17"/>
     </w:rPr>
   </w:style>
   <w:style w:type="paragraph" w:customStyle="1" w:styleId="TableBody">
@@ -1252,8 +1248,8 @@
       <w:spacing w:before="0" w:after="0" w:line="320" w:lineRule="exact"/>
     </w:pPr>
     <w:rPr>
-      <w:sz w:val="22"/>
-      <w:szCs w:val="22"/>
+      <w:sz w:val="20"/>
+      <w:szCs w:val="20"/>
     </w:rPr>
   </w:style>
   <w:style w:type="paragraph" w:customStyle="1" w:styleId="PlateSpec">
@@ -1270,8 +1266,8 @@
       <w:smallCaps/>
       <w:color w:val="15140F"/>
       <w:spacing w:val="10"/>
-      <w:sz w:val="21"/>
-      <w:szCs w:val="21"/>
+      <w:sz w:val="17"/>
+      <w:szCs w:val="17"/>
     </w:rPr>
   </w:style>
   <w:style w:type="paragraph" w:customStyle="1" w:styleId="PlateCaption">
@@ -1282,11 +1278,10 @@
     <w:qFormat/>
     <w:pPr>
       <w:spacing w:before="0" w:after="280" w:line="320" w:lineRule="exact"/>
-      <w:ind w:right="960"/>
-    </w:pPr>
-    <w:rPr>
-      <w:sz w:val="21"/>
-      <w:szCs w:val="21"/>
+    </w:pPr>
+    <w:rPr>
+      <w:sz w:val="19"/>
+      <w:szCs w:val="19"/>
     </w:rPr>
   </w:style>
   <w:style w:type="paragraph" w:styleId="Header">
@@ -1301,16 +1296,16 @@
         <w:bottom w:val="single" w:sz="6" w:space="5" w:color="DED8CA"/>
       </w:pBdr>
       <w:tabs>
-        <w:tab w:val="right" w:pos="9360"/>
+        <w:tab w:val="right" w:pos="8640"/>
       </w:tabs>
       <w:spacing w:before="0" w:after="0" w:line="280" w:lineRule="exact"/>
     </w:pPr>
     <w:rPr>
       <w:smallCaps/>
       <w:color w:val="77716A"/>
-      <w:spacing w:val="10"/>
-      <w:sz w:val="21"/>
-      <w:szCs w:val="21"/>
+      <w:spacing w:val="14"/>
+      <w:sz w:val="16"/>
+      <w:szCs w:val="16"/>
     </w:rPr>
   </w:style>
   <w:style w:type="paragraph" w:styleId="Footer">
@@ -1322,16 +1317,16 @@
     <w:qFormat/>
     <w:pPr>
       <w:tabs>
-        <w:tab w:val="right" w:pos="9360"/>
+        <w:tab w:val="right" w:pos="8640"/>
       </w:tabs>
       <w:spacing w:before="0" w:after="0" w:line="280" w:lineRule="exact"/>
     </w:pPr>
     <w:rPr>
       <w:smallCaps/>
       <w:color w:val="77716A"/>
-      <w:spacing w:val="10"/>
-      <w:sz w:val="21"/>
-      <w:szCs w:val="21"/>
+      <w:spacing w:val="14"/>
+      <w:sz w:val="16"/>
+      <w:szCs w:val="16"/>
     </w:rPr>
   </w:style>
   <w:style w:type="paragraph" w:styleId="TOC1">
@@ -1344,7 +1339,7 @@
     <w:qFormat/>
     <w:pPr>
       <w:tabs>
-        <w:tab w:val="right" w:pos="9360"/>
+        <w:tab w:val="right" w:pos="8640"/>
       </w:tabs>
       <w:spacing w:before="240" w:after="40" w:line="370" w:lineRule="exact"/>
     </w:pPr>
@@ -1359,7 +1354,7 @@
     <w:qFormat/>
     <w:pPr>
       <w:tabs>
-        <w:tab w:val="right" w:pos="9360"/>
+        <w:tab w:val="right" w:pos="8640"/>
       </w:tabs>
       <w:spacing w:before="0" w:after="20" w:line="300" w:lineRule="exact"/>
       <w:ind w:left="320"/>
@@ -1387,6 +1382,8 @@
       <w:smallCaps w:val="0"/>
       <w:color w:val="4A4740"/>
       <w:spacing w:val="0"/>
+      <w:sz w:val="19"/>
+      <w:szCs w:val="19"/>
     </w:rPr>
   </w:style>
   <w:style w:type="character" w:customStyle="1" w:styleId="LabelMuted">
@@ -1413,8 +1410,8 @@
       <w:smallCaps/>
       <w:color w:val="77716A"/>
       <w:spacing w:val="10"/>
-      <w:sz w:val="21"/>
-      <w:szCs w:val="21"/>
+      <w:sz w:val="17"/>
+      <w:szCs w:val="17"/>
     </w:rPr>
   </w:style>
   <w:style w:type="character" w:customStyle="1" w:styleId="URL">
@@ -1567,11 +1564,11 @@
     <w:uiPriority w:val="1"/>
     <w:qFormat/>
     <w:pPr>
-      <w:spacing w:before="0" w:after="400" w:line="960" w:lineRule="exact"/>
-    </w:pPr>
-    <w:rPr>
-      <w:sz w:val="88"/>
-      <w:szCs w:val="88"/>
+      <w:spacing w:before="0" w:after="400" w:line="880" w:lineRule="exact"/>
+    </w:pPr>
+    <w:rPr>
+      <w:sz w:val="80"/>
+      <w:szCs w:val="80"/>
     </w:rPr>
   </w:style>
   <w:style w:type="paragraph" w:customStyle="1" w:styleId="TitlePageHeader">
@@ -1596,5 +1593,15 @@
       </w:pBdr>
     </w:pPr>
   </w:style>
+  <w:style w:type="paragraph" w:customStyle="1" w:styleId="BodyJustified">
+    <w:name w:val="Body Justified"/>
+    <w:basedOn w:val="Body"/>
+    <w:next w:val="BodyJustified"/>
+    <w:uiPriority w:val="1"/>
+    <w:qFormat/>
+    <w:pPr>
+      <w:jc w:val="both"/>
+    </w:pPr>
+  </w:style>
 </w:styles>
 </file>